--- a/src/OpenXmlHtml.Tests/WordConvertToDocxTests.Base64Image.DotNet.verified.docx
+++ b/src/OpenXmlHtml.Tests/WordConvertToDocxTests.Base64Image.DotNet.verified.docx
@@ -21,7 +21,7 @@
                     <pic:cNvPicPr/>
                   </pic:nvPicPr>
                   <pic:blipFill>
-                    <a:blip xmlns:r="http://schemas.openxmlformats.org/officeDocument/2006/relationships" r:embed="rImage1"/>
+                    <a:blip xmlns:r="http://schemas.openxmlformats.org/officeDocument/2006/relationships" r:embed="DeterministicId1"/>
                     <a:stretch>
                       <a:fillRect/>
                     </a:stretch>

--- a/src/OpenXmlHtml.Tests/WordConvertToDocxTests.Base64Image.DotNet.verified.docx
+++ b/src/OpenXmlHtml.Tests/WordConvertToDocxTests.Base64Image.DotNet.verified.docx
@@ -47,6 +47,10 @@
         <w:t xml:space="preserve">After image</w:t>
       </w:r>
     </w:p>
+    <w:sectPr>
+      <w:pgSz w:w="11906" w:h="16838"/>
+      <w:pgMar w:top="1440" w:right="1440" w:bottom="1440" w:left="1440" w:header="720" w:footer="720" w:gutter="0"/>
+    </w:sectPr>
   </w:body>
 </w:document>
 </file>